--- a/docs/sales/kohlhammer-projektablauf.docx
+++ b/docs/sales/kohlhammer-projektablauf.docx
@@ -206,7 +206,7 @@
         <w:rPr>
           <w:rFonts w:ascii="Arial" w:cs="Arial" w:eastAsia="Arial" w:hAnsi="Arial"/>
         </w:rPr>
-        <w:t xml:space="preserve">Kohlhammer pflegt seine Titel- und Produktdaten seit vielen Jahren in einem zentralen System, heute Pimcore 6. Aus diesen Daten entstehen Vorschauen und Buchinfos, der Onlinekatalog, die Daten für Shop und Handel und vieles mehr.</w:t>
+        <w:t xml:space="preserve">Kohlhammer pflegt seine Titel- und Produktdaten seit vielen Jahren in einem zentralen System, heute Pimcore 6 – eingeführt und betreut von incoxx, seit 25 Jahren Partner von Kohlhammer. Aus diesen Daten entstehen Vorschauen und Buchinfos, der Onlinekatalog, die Daten für Shop und Handel und vieles mehr.</w:t>
       </w:r>
     </w:p>
     <w:p>
